--- a/templates/cover_letter_template_NL.docx
+++ b/templates/cover_letter_template_NL.docx
@@ -70,7 +70,7 @@
           <w:sz w:val="21"/>
           <w:szCs w:val="21"/>
         </w:rPr>
-        <w:t>8 January 2026</w:t>
+        <w:t>9 February 2026</w:t>
       </w:r>
       <w:r>
         <w:rPr>
@@ -116,7 +116,6 @@
     <w:p>
       <w:pPr>
         <w:spacing w:after="0"/>
-        <w:jc w:val="center"/>
         <w:rPr>
           <w:b/>
           <w:bCs/>
@@ -124,6 +123,36 @@
           <w:szCs w:val="21"/>
         </w:rPr>
       </w:pPr>
+    </w:p>
+    <w:p>
+      <w:pPr>
+        <w:spacing w:after="0"/>
+        <w:rPr>
+          <w:sz w:val="21"/>
+          <w:szCs w:val="21"/>
+        </w:rPr>
+      </w:pPr>
+      <w:r>
+        <w:rPr>
+          <w:sz w:val="21"/>
+          <w:szCs w:val="21"/>
+        </w:rPr>
+        <w:t xml:space="preserve">Dear </w:t>
+      </w:r>
+      <w:r>
+        <w:rPr>
+          <w:sz w:val="21"/>
+          <w:szCs w:val="21"/>
+        </w:rPr>
+        <w:t>{{COMPANY}}</w:t>
+      </w:r>
+      <w:r>
+        <w:rPr>
+          <w:sz w:val="21"/>
+          <w:szCs w:val="21"/>
+        </w:rPr>
+        <w:t xml:space="preserve"> hiring team</w:t>
+      </w:r>
     </w:p>
     <w:p>
       <w:pPr>
@@ -178,21 +207,12 @@
           <w:szCs w:val="21"/>
         </w:rPr>
       </w:pPr>
-      <w:proofErr w:type="spellStart"/>
       <w:r>
         <w:rPr>
           <w:sz w:val="21"/>
           <w:szCs w:val="21"/>
         </w:rPr>
-        <w:t>Xiaoxuan</w:t>
-      </w:r>
-      <w:proofErr w:type="spellEnd"/>
-      <w:r>
-        <w:rPr>
-          <w:sz w:val="21"/>
-          <w:szCs w:val="21"/>
-        </w:rPr>
-        <w:t xml:space="preserve"> Li</w:t>
+        <w:t>Xiaoxuan Li</w:t>
       </w:r>
     </w:p>
     <w:p>
